--- a/Student_Profile.docx
+++ b/Student_Profile.docx
@@ -77,6 +77,44 @@
           <w:szCs w:val="56"/>
         </w:rPr>
         <w:t>Batch: F1</w:t>
+      </w:r>
+    </w:p>
+    <w:p>
+      <w:pPr>
+        <w:rPr>
+          <w:b/>
+          <w:bCs/>
+          <w:sz w:val="72"/>
+          <w:szCs w:val="56"/>
+        </w:rPr>
+      </w:pPr>
+      <w:r>
+        <w:rPr>
+          <w:b/>
+          <w:bCs/>
+          <w:sz w:val="72"/>
+          <w:szCs w:val="56"/>
+        </w:rPr>
+        <w:t>Roll No: 0000001</w:t>
+      </w:r>
+    </w:p>
+    <w:p>
+      <w:pPr>
+        <w:rPr>
+          <w:b/>
+          <w:bCs/>
+          <w:sz w:val="72"/>
+          <w:szCs w:val="56"/>
+        </w:rPr>
+      </w:pPr>
+      <w:r>
+        <w:rPr>
+          <w:b/>
+          <w:bCs/>
+          <w:sz w:val="72"/>
+          <w:szCs w:val="56"/>
+        </w:rPr>
+        <w:t>Hobbies: Playing Cricket</w:t>
       </w:r>
       <w:bookmarkStart w:id="0" w:name="_GoBack"/>
       <w:bookmarkEnd w:id="0"/>

--- a/Student_Profile.docx
+++ b/Student_Profile.docx
@@ -115,6 +115,25 @@
           <w:szCs w:val="56"/>
         </w:rPr>
         <w:t>Hobbies: Playing Cricket</w:t>
+      </w:r>
+    </w:p>
+    <w:p>
+      <w:pPr>
+        <w:rPr>
+          <w:b/>
+          <w:bCs/>
+          <w:sz w:val="72"/>
+          <w:szCs w:val="56"/>
+        </w:rPr>
+      </w:pPr>
+      <w:r>
+        <w:rPr>
+          <w:b/>
+          <w:bCs/>
+          <w:sz w:val="72"/>
+          <w:szCs w:val="56"/>
+        </w:rPr>
+        <w:t>Address: Nadiad</w:t>
       </w:r>
       <w:bookmarkStart w:id="0" w:name="_GoBack"/>
       <w:bookmarkEnd w:id="0"/>
